--- a/communication-protocol/通讯协议.docx
+++ b/communication-protocol/通讯协议.docx
@@ -1,6 +1,6 @@
 
 <file path=word/document.xml><?xml version="1.0" encoding="utf-8"?>
-<w:document xmlns:wpc="http://schemas.microsoft.com/office/word/2010/wordprocessingCanvas" xmlns:cx="http://schemas.microsoft.com/office/drawing/2014/chartex" xmlns:cx1="http://schemas.microsoft.com/office/drawing/2015/9/8/chartex" xmlns:cx2="http://schemas.microsoft.com/office/drawing/2015/10/21/chartex" xmlns:cx3="http://schemas.microsoft.com/office/drawing/2016/5/9/chartex" xmlns:cx4="http://schemas.microsoft.com/office/drawing/2016/5/10/chartex" xmlns:cx5="http://schemas.microsoft.com/office/drawing/2016/5/11/chartex" xmlns:cx6="http://schemas.microsoft.com/office/drawing/2016/5/12/chartex" xmlns:cx7="http://schemas.microsoft.com/office/drawing/2016/5/13/chartex" xmlns:cx8="http://schemas.microsoft.com/office/drawing/2016/5/14/chartex" xmlns:mc="http://schemas.openxmlformats.org/markup-compatibility/2006" xmlns:aink="http://schemas.microsoft.com/office/drawing/2016/ink" xmlns:am3d="http://schemas.microsoft.com/office/drawing/2017/model3d" xmlns:o="urn:schemas-microsoft-com:office:office" xmlns:oel="http://schemas.microsoft.com/office/2019/extlst" xmlns:r="http://schemas.openxmlformats.org/officeDocument/2006/relationships" xmlns:m="http://schemas.openxmlformats.org/officeDocument/2006/math" xmlns:v="urn:schemas-microsoft-com:vml" xmlns:wp14="http://schemas.microsoft.com/office/word/2010/wordprocessingDrawing" xmlns:wp="http://schemas.openxmlformats.org/drawingml/2006/wordprocessingDrawing" xmlns:w10="urn:schemas-microsoft-com:office:word" xmlns:w="http://schemas.openxmlformats.org/wordprocessingml/2006/main" xmlns:w14="http://schemas.microsoft.com/office/word/2010/wordml" xmlns:w15="http://schemas.microsoft.com/office/word/2012/wordml" xmlns:w16cex="http://schemas.microsoft.com/office/word/2018/wordml/cex" xmlns:w16cid="http://schemas.microsoft.com/office/word/2016/wordml/cid" xmlns:w16="http://schemas.microsoft.com/office/word/2018/wordml" xmlns:w16du="http://schemas.microsoft.com/office/word/2023/wordml/word16du" xmlns:w16sdtdh="http://schemas.microsoft.com/office/word/2020/wordml/sdtdatahash" xmlns:w16se="http://schemas.microsoft.com/office/word/2015/wordml/symex" xmlns:wpg="http://schemas.microsoft.com/office/word/2010/wordprocessingGroup" xmlns:wpi="http://schemas.microsoft.com/office/word/2010/wordprocessingInk" xmlns:wne="http://schemas.microsoft.com/office/word/2006/wordml" xmlns:wps="http://schemas.microsoft.com/office/word/2010/wordprocessingShape" mc:Ignorable="w14 w15 w16se w16cid w16 w16cex w16sdtdh w16du wp14">
+<w:document xmlns:wpc="http://schemas.microsoft.com/office/word/2010/wordprocessingCanvas" xmlns:cx="http://schemas.microsoft.com/office/drawing/2014/chartex" xmlns:cx1="http://schemas.microsoft.com/office/drawing/2015/9/8/chartex" xmlns:cx2="http://schemas.microsoft.com/office/drawing/2015/10/21/chartex" xmlns:cx3="http://schemas.microsoft.com/office/drawing/2016/5/9/chartex" xmlns:cx4="http://schemas.microsoft.com/office/drawing/2016/5/10/chartex" xmlns:cx5="http://schemas.microsoft.com/office/drawing/2016/5/11/chartex" xmlns:cx6="http://schemas.microsoft.com/office/drawing/2016/5/12/chartex" xmlns:cx7="http://schemas.microsoft.com/office/drawing/2016/5/13/chartex" xmlns:cx8="http://schemas.microsoft.com/office/drawing/2016/5/14/chartex" xmlns:mc="http://schemas.openxmlformats.org/markup-compatibility/2006" xmlns:aink="http://schemas.microsoft.com/office/drawing/2016/ink" xmlns:am3d="http://schemas.microsoft.com/office/drawing/2017/model3d" xmlns:o="urn:schemas-microsoft-com:office:office" xmlns:oel="http://schemas.microsoft.com/office/2019/extlst" xmlns:r="http://schemas.openxmlformats.org/officeDocument/2006/relationships" xmlns:m="http://schemas.openxmlformats.org/officeDocument/2006/math" xmlns:v="urn:schemas-microsoft-com:vml" xmlns:wp14="http://schemas.microsoft.com/office/word/2010/wordprocessingDrawing" xmlns:wp="http://schemas.openxmlformats.org/drawingml/2006/wordprocessingDrawing" xmlns:w10="urn:schemas-microsoft-com:office:word" xmlns:w="http://schemas.openxmlformats.org/wordprocessingml/2006/main" xmlns:w14="http://schemas.microsoft.com/office/word/2010/wordml" xmlns:w15="http://schemas.microsoft.com/office/word/2012/wordml" xmlns:w16cex="http://schemas.microsoft.com/office/word/2018/wordml/cex" xmlns:w16cid="http://schemas.microsoft.com/office/word/2016/wordml/cid" xmlns:w16="http://schemas.microsoft.com/office/word/2018/wordml" xmlns:w16du="http://schemas.microsoft.com/office/word/2023/wordml/word16du" xmlns:w16sdtdh="http://schemas.microsoft.com/office/word/2020/wordml/sdtdatahash" xmlns:w16sdtfl="http://schemas.microsoft.com/office/word/2024/wordml/sdtformatlock" xmlns:w16se="http://schemas.microsoft.com/office/word/2015/wordml/symex" xmlns:wpg="http://schemas.microsoft.com/office/word/2010/wordprocessingGroup" xmlns:wpi="http://schemas.microsoft.com/office/word/2010/wordprocessingInk" xmlns:wne="http://schemas.microsoft.com/office/word/2006/wordml" xmlns:wps="http://schemas.microsoft.com/office/word/2010/wordprocessingShape" mc:Ignorable="w14 w15 w16se w16cid w16 w16cex w16sdtdh w16sdtfl w16du wp14">
   <w:body>
     <w:p>
       <w:pPr>
@@ -1384,7 +1384,6 @@
           <w:tcPr>
             <w:tcW w:w="1008" w:type="dxa"/>
             <w:vMerge/>
-            <w:shd w:val="clear" w:color="auto" w:fill="auto"/>
             <w:vAlign w:val="center"/>
           </w:tcPr>
           <w:p>
@@ -1464,7 +1463,6 @@
           <w:tcPr>
             <w:tcW w:w="1044" w:type="dxa"/>
             <w:vMerge/>
-            <w:shd w:val="clear" w:color="auto" w:fill="auto"/>
           </w:tcPr>
           <w:p>
             <w:pPr>
@@ -1484,7 +1482,6 @@
           <w:tcPr>
             <w:tcW w:w="1008" w:type="dxa"/>
             <w:vMerge/>
-            <w:shd w:val="clear" w:color="auto" w:fill="auto"/>
             <w:vAlign w:val="center"/>
           </w:tcPr>
           <w:p>
@@ -1584,7 +1581,6 @@
           <w:tcPr>
             <w:tcW w:w="1044" w:type="dxa"/>
             <w:vMerge/>
-            <w:shd w:val="clear" w:color="auto" w:fill="auto"/>
           </w:tcPr>
           <w:p>
             <w:pPr>
@@ -1604,7 +1600,6 @@
           <w:tcPr>
             <w:tcW w:w="1008" w:type="dxa"/>
             <w:vMerge/>
-            <w:shd w:val="clear" w:color="auto" w:fill="auto"/>
             <w:vAlign w:val="center"/>
           </w:tcPr>
           <w:p>
@@ -1646,7 +1641,6 @@
             <w:tcW w:w="1587" w:type="dxa"/>
             <w:gridSpan w:val="2"/>
             <w:vMerge/>
-            <w:shd w:val="clear" w:color="auto" w:fill="auto"/>
             <w:vAlign w:val="center"/>
           </w:tcPr>
           <w:p>
@@ -1782,7 +1776,6 @@
           <w:tcPr>
             <w:tcW w:w="1044" w:type="dxa"/>
             <w:vMerge/>
-            <w:shd w:val="clear" w:color="auto" w:fill="auto"/>
           </w:tcPr>
           <w:p>
             <w:pPr>
@@ -4842,7 +4835,7 @@
               <w:ind w:left="178" w:right="171"/>
               <w:jc w:val="left"/>
               <w:rPr>
-                <w:rFonts w:ascii="宋体" w:eastAsia="宋体" w:hint="eastAsia"/>
+                <w:rFonts w:ascii="宋体" w:eastAsia="宋体"/>
                 <w:spacing w:val="18"/>
                 <w:w w:val="95"/>
                 <w:sz w:val="21"/>
@@ -4867,7 +4860,7 @@
               <w:ind w:left="178" w:right="171"/>
               <w:jc w:val="left"/>
               <w:rPr>
-                <w:rFonts w:ascii="宋体" w:eastAsia="宋体" w:hint="eastAsia"/>
+                <w:rFonts w:ascii="宋体" w:eastAsia="宋体"/>
                 <w:spacing w:val="18"/>
                 <w:w w:val="95"/>
                 <w:sz w:val="21"/>
@@ -10604,7 +10597,7 @@
 </file>
 
 <file path=word/endnotes.xml><?xml version="1.0" encoding="utf-8"?>
-<w:endnotes xmlns:wpc="http://schemas.microsoft.com/office/word/2010/wordprocessingCanvas" xmlns:cx="http://schemas.microsoft.com/office/drawing/2014/chartex" xmlns:cx1="http://schemas.microsoft.com/office/drawing/2015/9/8/chartex" xmlns:cx2="http://schemas.microsoft.com/office/drawing/2015/10/21/chartex" xmlns:cx3="http://schemas.microsoft.com/office/drawing/2016/5/9/chartex" xmlns:cx4="http://schemas.microsoft.com/office/drawing/2016/5/10/chartex" xmlns:cx5="http://schemas.microsoft.com/office/drawing/2016/5/11/chartex" xmlns:cx6="http://schemas.microsoft.com/office/drawing/2016/5/12/chartex" xmlns:cx7="http://schemas.microsoft.com/office/drawing/2016/5/13/chartex" xmlns:cx8="http://schemas.microsoft.com/office/drawing/2016/5/14/chartex" xmlns:mc="http://schemas.openxmlformats.org/markup-compatibility/2006" xmlns:aink="http://schemas.microsoft.com/office/drawing/2016/ink" xmlns:am3d="http://schemas.microsoft.com/office/drawing/2017/model3d" xmlns:o="urn:schemas-microsoft-com:office:office" xmlns:oel="http://schemas.microsoft.com/office/2019/extlst" xmlns:r="http://schemas.openxmlformats.org/officeDocument/2006/relationships" xmlns:m="http://schemas.openxmlformats.org/officeDocument/2006/math" xmlns:v="urn:schemas-microsoft-com:vml" xmlns:wp14="http://schemas.microsoft.com/office/word/2010/wordprocessingDrawing" xmlns:wp="http://schemas.openxmlformats.org/drawingml/2006/wordprocessingDrawing" xmlns:w10="urn:schemas-microsoft-com:office:word" xmlns:w="http://schemas.openxmlformats.org/wordprocessingml/2006/main" xmlns:w14="http://schemas.microsoft.com/office/word/2010/wordml" xmlns:w15="http://schemas.microsoft.com/office/word/2012/wordml" xmlns:w16cex="http://schemas.microsoft.com/office/word/2018/wordml/cex" xmlns:w16cid="http://schemas.microsoft.com/office/word/2016/wordml/cid" xmlns:w16="http://schemas.microsoft.com/office/word/2018/wordml" xmlns:w16du="http://schemas.microsoft.com/office/word/2023/wordml/word16du" xmlns:w16sdtdh="http://schemas.microsoft.com/office/word/2020/wordml/sdtdatahash" xmlns:w16se="http://schemas.microsoft.com/office/word/2015/wordml/symex" xmlns:wpg="http://schemas.microsoft.com/office/word/2010/wordprocessingGroup" xmlns:wpi="http://schemas.microsoft.com/office/word/2010/wordprocessingInk" xmlns:wne="http://schemas.microsoft.com/office/word/2006/wordml" xmlns:wps="http://schemas.microsoft.com/office/word/2010/wordprocessingShape" mc:Ignorable="w14 w15 w16se w16cid w16 w16cex w16sdtdh w16du wp14">
+<w:endnotes xmlns:wpc="http://schemas.microsoft.com/office/word/2010/wordprocessingCanvas" xmlns:cx="http://schemas.microsoft.com/office/drawing/2014/chartex" xmlns:cx1="http://schemas.microsoft.com/office/drawing/2015/9/8/chartex" xmlns:cx2="http://schemas.microsoft.com/office/drawing/2015/10/21/chartex" xmlns:cx3="http://schemas.microsoft.com/office/drawing/2016/5/9/chartex" xmlns:cx4="http://schemas.microsoft.com/office/drawing/2016/5/10/chartex" xmlns:cx5="http://schemas.microsoft.com/office/drawing/2016/5/11/chartex" xmlns:cx6="http://schemas.microsoft.com/office/drawing/2016/5/12/chartex" xmlns:cx7="http://schemas.microsoft.com/office/drawing/2016/5/13/chartex" xmlns:cx8="http://schemas.microsoft.com/office/drawing/2016/5/14/chartex" xmlns:mc="http://schemas.openxmlformats.org/markup-compatibility/2006" xmlns:aink="http://schemas.microsoft.com/office/drawing/2016/ink" xmlns:am3d="http://schemas.microsoft.com/office/drawing/2017/model3d" xmlns:o="urn:schemas-microsoft-com:office:office" xmlns:oel="http://schemas.microsoft.com/office/2019/extlst" xmlns:r="http://schemas.openxmlformats.org/officeDocument/2006/relationships" xmlns:m="http://schemas.openxmlformats.org/officeDocument/2006/math" xmlns:v="urn:schemas-microsoft-com:vml" xmlns:wp14="http://schemas.microsoft.com/office/word/2010/wordprocessingDrawing" xmlns:wp="http://schemas.openxmlformats.org/drawingml/2006/wordprocessingDrawing" xmlns:w10="urn:schemas-microsoft-com:office:word" xmlns:w="http://schemas.openxmlformats.org/wordprocessingml/2006/main" xmlns:w14="http://schemas.microsoft.com/office/word/2010/wordml" xmlns:w15="http://schemas.microsoft.com/office/word/2012/wordml" xmlns:w16cex="http://schemas.microsoft.com/office/word/2018/wordml/cex" xmlns:w16cid="http://schemas.microsoft.com/office/word/2016/wordml/cid" xmlns:w16="http://schemas.microsoft.com/office/word/2018/wordml" xmlns:w16du="http://schemas.microsoft.com/office/word/2023/wordml/word16du" xmlns:w16sdtdh="http://schemas.microsoft.com/office/word/2020/wordml/sdtdatahash" xmlns:w16sdtfl="http://schemas.microsoft.com/office/word/2024/wordml/sdtformatlock" xmlns:w16se="http://schemas.microsoft.com/office/word/2015/wordml/symex" xmlns:wpg="http://schemas.microsoft.com/office/word/2010/wordprocessingGroup" xmlns:wpi="http://schemas.microsoft.com/office/word/2010/wordprocessingInk" xmlns:wne="http://schemas.microsoft.com/office/word/2006/wordml" xmlns:wps="http://schemas.microsoft.com/office/word/2010/wordprocessingShape" mc:Ignorable="w14 w15 w16se w16cid w16 w16cex w16sdtdh w16sdtfl w16du wp14">
   <w:endnote w:type="separator" w:id="-1">
     <w:p>
       <w:r>
@@ -10623,7 +10616,7 @@
 </file>
 
 <file path=word/footnotes.xml><?xml version="1.0" encoding="utf-8"?>
-<w:footnotes xmlns:wpc="http://schemas.microsoft.com/office/word/2010/wordprocessingCanvas" xmlns:cx="http://schemas.microsoft.com/office/drawing/2014/chartex" xmlns:cx1="http://schemas.microsoft.com/office/drawing/2015/9/8/chartex" xmlns:cx2="http://schemas.microsoft.com/office/drawing/2015/10/21/chartex" xmlns:cx3="http://schemas.microsoft.com/office/drawing/2016/5/9/chartex" xmlns:cx4="http://schemas.microsoft.com/office/drawing/2016/5/10/chartex" xmlns:cx5="http://schemas.microsoft.com/office/drawing/2016/5/11/chartex" xmlns:cx6="http://schemas.microsoft.com/office/drawing/2016/5/12/chartex" xmlns:cx7="http://schemas.microsoft.com/office/drawing/2016/5/13/chartex" xmlns:cx8="http://schemas.microsoft.com/office/drawing/2016/5/14/chartex" xmlns:mc="http://schemas.openxmlformats.org/markup-compatibility/2006" xmlns:aink="http://schemas.microsoft.com/office/drawing/2016/ink" xmlns:am3d="http://schemas.microsoft.com/office/drawing/2017/model3d" xmlns:o="urn:schemas-microsoft-com:office:office" xmlns:oel="http://schemas.microsoft.com/office/2019/extlst" xmlns:r="http://schemas.openxmlformats.org/officeDocument/2006/relationships" xmlns:m="http://schemas.openxmlformats.org/officeDocument/2006/math" xmlns:v="urn:schemas-microsoft-com:vml" xmlns:wp14="http://schemas.microsoft.com/office/word/2010/wordprocessingDrawing" xmlns:wp="http://schemas.openxmlformats.org/drawingml/2006/wordprocessingDrawing" xmlns:w10="urn:schemas-microsoft-com:office:word" xmlns:w="http://schemas.openxmlformats.org/wordprocessingml/2006/main" xmlns:w14="http://schemas.microsoft.com/office/word/2010/wordml" xmlns:w15="http://schemas.microsoft.com/office/word/2012/wordml" xmlns:w16cex="http://schemas.microsoft.com/office/word/2018/wordml/cex" xmlns:w16cid="http://schemas.microsoft.com/office/word/2016/wordml/cid" xmlns:w16="http://schemas.microsoft.com/office/word/2018/wordml" xmlns:w16du="http://schemas.microsoft.com/office/word/2023/wordml/word16du" xmlns:w16sdtdh="http://schemas.microsoft.com/office/word/2020/wordml/sdtdatahash" xmlns:w16se="http://schemas.microsoft.com/office/word/2015/wordml/symex" xmlns:wpg="http://schemas.microsoft.com/office/word/2010/wordprocessingGroup" xmlns:wpi="http://schemas.microsoft.com/office/word/2010/wordprocessingInk" xmlns:wne="http://schemas.microsoft.com/office/word/2006/wordml" xmlns:wps="http://schemas.microsoft.com/office/word/2010/wordprocessingShape" mc:Ignorable="w14 w15 w16se w16cid w16 w16cex w16sdtdh w16du wp14">
+<w:footnotes xmlns:wpc="http://schemas.microsoft.com/office/word/2010/wordprocessingCanvas" xmlns:cx="http://schemas.microsoft.com/office/drawing/2014/chartex" xmlns:cx1="http://schemas.microsoft.com/office/drawing/2015/9/8/chartex" xmlns:cx2="http://schemas.microsoft.com/office/drawing/2015/10/21/chartex" xmlns:cx3="http://schemas.microsoft.com/office/drawing/2016/5/9/chartex" xmlns:cx4="http://schemas.microsoft.com/office/drawing/2016/5/10/chartex" xmlns:cx5="http://schemas.microsoft.com/office/drawing/2016/5/11/chartex" xmlns:cx6="http://schemas.microsoft.com/office/drawing/2016/5/12/chartex" xmlns:cx7="http://schemas.microsoft.com/office/drawing/2016/5/13/chartex" xmlns:cx8="http://schemas.microsoft.com/office/drawing/2016/5/14/chartex" xmlns:mc="http://schemas.openxmlformats.org/markup-compatibility/2006" xmlns:aink="http://schemas.microsoft.com/office/drawing/2016/ink" xmlns:am3d="http://schemas.microsoft.com/office/drawing/2017/model3d" xmlns:o="urn:schemas-microsoft-com:office:office" xmlns:oel="http://schemas.microsoft.com/office/2019/extlst" xmlns:r="http://schemas.openxmlformats.org/officeDocument/2006/relationships" xmlns:m="http://schemas.openxmlformats.org/officeDocument/2006/math" xmlns:v="urn:schemas-microsoft-com:vml" xmlns:wp14="http://schemas.microsoft.com/office/word/2010/wordprocessingDrawing" xmlns:wp="http://schemas.openxmlformats.org/drawingml/2006/wordprocessingDrawing" xmlns:w10="urn:schemas-microsoft-com:office:word" xmlns:w="http://schemas.openxmlformats.org/wordprocessingml/2006/main" xmlns:w14="http://schemas.microsoft.com/office/word/2010/wordml" xmlns:w15="http://schemas.microsoft.com/office/word/2012/wordml" xmlns:w16cex="http://schemas.microsoft.com/office/word/2018/wordml/cex" xmlns:w16cid="http://schemas.microsoft.com/office/word/2016/wordml/cid" xmlns:w16="http://schemas.microsoft.com/office/word/2018/wordml" xmlns:w16du="http://schemas.microsoft.com/office/word/2023/wordml/word16du" xmlns:w16sdtdh="http://schemas.microsoft.com/office/word/2020/wordml/sdtdatahash" xmlns:w16sdtfl="http://schemas.microsoft.com/office/word/2024/wordml/sdtformatlock" xmlns:w16se="http://schemas.microsoft.com/office/word/2015/wordml/symex" xmlns:wpg="http://schemas.microsoft.com/office/word/2010/wordprocessingGroup" xmlns:wpi="http://schemas.microsoft.com/office/word/2010/wordprocessingInk" xmlns:wne="http://schemas.microsoft.com/office/word/2006/wordml" xmlns:wps="http://schemas.microsoft.com/office/word/2010/wordprocessingShape" mc:Ignorable="w14 w15 w16se w16cid w16 w16cex w16sdtdh w16sdtfl w16du wp14">
   <w:footnote w:type="separator" w:id="-1">
     <w:p>
       <w:r>
@@ -10642,7 +10635,7 @@
 </file>
 
 <file path=word/header1.xml><?xml version="1.0" encoding="utf-8"?>
-<w:hdr xmlns:wpc="http://schemas.microsoft.com/office/word/2010/wordprocessingCanvas" xmlns:cx="http://schemas.microsoft.com/office/drawing/2014/chartex" xmlns:cx1="http://schemas.microsoft.com/office/drawing/2015/9/8/chartex" xmlns:cx2="http://schemas.microsoft.com/office/drawing/2015/10/21/chartex" xmlns:cx3="http://schemas.microsoft.com/office/drawing/2016/5/9/chartex" xmlns:cx4="http://schemas.microsoft.com/office/drawing/2016/5/10/chartex" xmlns:cx5="http://schemas.microsoft.com/office/drawing/2016/5/11/chartex" xmlns:cx6="http://schemas.microsoft.com/office/drawing/2016/5/12/chartex" xmlns:cx7="http://schemas.microsoft.com/office/drawing/2016/5/13/chartex" xmlns:cx8="http://schemas.microsoft.com/office/drawing/2016/5/14/chartex" xmlns:mc="http://schemas.openxmlformats.org/markup-compatibility/2006" xmlns:aink="http://schemas.microsoft.com/office/drawing/2016/ink" xmlns:am3d="http://schemas.microsoft.com/office/drawing/2017/model3d" xmlns:o="urn:schemas-microsoft-com:office:office" xmlns:oel="http://schemas.microsoft.com/office/2019/extlst" xmlns:r="http://schemas.openxmlformats.org/officeDocument/2006/relationships" xmlns:m="http://schemas.openxmlformats.org/officeDocument/2006/math" xmlns:v="urn:schemas-microsoft-com:vml" xmlns:wp14="http://schemas.microsoft.com/office/word/2010/wordprocessingDrawing" xmlns:wp="http://schemas.openxmlformats.org/drawingml/2006/wordprocessingDrawing" xmlns:w10="urn:schemas-microsoft-com:office:word" xmlns:w="http://schemas.openxmlformats.org/wordprocessingml/2006/main" xmlns:w14="http://schemas.microsoft.com/office/word/2010/wordml" xmlns:w15="http://schemas.microsoft.com/office/word/2012/wordml" xmlns:w16cex="http://schemas.microsoft.com/office/word/2018/wordml/cex" xmlns:w16cid="http://schemas.microsoft.com/office/word/2016/wordml/cid" xmlns:w16="http://schemas.microsoft.com/office/word/2018/wordml" xmlns:w16du="http://schemas.microsoft.com/office/word/2023/wordml/word16du" xmlns:w16sdtdh="http://schemas.microsoft.com/office/word/2020/wordml/sdtdatahash" xmlns:w16se="http://schemas.microsoft.com/office/word/2015/wordml/symex" xmlns:wpg="http://schemas.microsoft.com/office/word/2010/wordprocessingGroup" xmlns:wpi="http://schemas.microsoft.com/office/word/2010/wordprocessingInk" xmlns:wne="http://schemas.microsoft.com/office/word/2006/wordml" xmlns:wps="http://schemas.microsoft.com/office/word/2010/wordprocessingShape" mc:Ignorable="w14 w15 w16se w16cid w16 w16cex w16sdtdh w16du wp14">
+<w:hdr xmlns:wpc="http://schemas.microsoft.com/office/word/2010/wordprocessingCanvas" xmlns:cx="http://schemas.microsoft.com/office/drawing/2014/chartex" xmlns:cx1="http://schemas.microsoft.com/office/drawing/2015/9/8/chartex" xmlns:cx2="http://schemas.microsoft.com/office/drawing/2015/10/21/chartex" xmlns:cx3="http://schemas.microsoft.com/office/drawing/2016/5/9/chartex" xmlns:cx4="http://schemas.microsoft.com/office/drawing/2016/5/10/chartex" xmlns:cx5="http://schemas.microsoft.com/office/drawing/2016/5/11/chartex" xmlns:cx6="http://schemas.microsoft.com/office/drawing/2016/5/12/chartex" xmlns:cx7="http://schemas.microsoft.com/office/drawing/2016/5/13/chartex" xmlns:cx8="http://schemas.microsoft.com/office/drawing/2016/5/14/chartex" xmlns:mc="http://schemas.openxmlformats.org/markup-compatibility/2006" xmlns:aink="http://schemas.microsoft.com/office/drawing/2016/ink" xmlns:am3d="http://schemas.microsoft.com/office/drawing/2017/model3d" xmlns:o="urn:schemas-microsoft-com:office:office" xmlns:oel="http://schemas.microsoft.com/office/2019/extlst" xmlns:r="http://schemas.openxmlformats.org/officeDocument/2006/relationships" xmlns:m="http://schemas.openxmlformats.org/officeDocument/2006/math" xmlns:v="urn:schemas-microsoft-com:vml" xmlns:wp14="http://schemas.microsoft.com/office/word/2010/wordprocessingDrawing" xmlns:wp="http://schemas.openxmlformats.org/drawingml/2006/wordprocessingDrawing" xmlns:w10="urn:schemas-microsoft-com:office:word" xmlns:w="http://schemas.openxmlformats.org/wordprocessingml/2006/main" xmlns:w14="http://schemas.microsoft.com/office/word/2010/wordml" xmlns:w15="http://schemas.microsoft.com/office/word/2012/wordml" xmlns:w16cex="http://schemas.microsoft.com/office/word/2018/wordml/cex" xmlns:w16cid="http://schemas.microsoft.com/office/word/2016/wordml/cid" xmlns:w16="http://schemas.microsoft.com/office/word/2018/wordml" xmlns:w16du="http://schemas.microsoft.com/office/word/2023/wordml/word16du" xmlns:w16sdtdh="http://schemas.microsoft.com/office/word/2020/wordml/sdtdatahash" xmlns:w16sdtfl="http://schemas.microsoft.com/office/word/2024/wordml/sdtformatlock" xmlns:w16se="http://schemas.microsoft.com/office/word/2015/wordml/symex" xmlns:wpg="http://schemas.microsoft.com/office/word/2010/wordprocessingGroup" xmlns:wpi="http://schemas.microsoft.com/office/word/2010/wordprocessingInk" xmlns:wne="http://schemas.microsoft.com/office/word/2006/wordml" xmlns:wps="http://schemas.microsoft.com/office/word/2010/wordprocessingShape" mc:Ignorable="w14 w15 w16se w16cid w16 w16cex w16sdtdh w16sdtfl w16du wp14">
   <w:p>
     <w:pPr>
       <w:pStyle w:val="a3"/>
@@ -10707,7 +10700,7 @@
 </file>
 
 <file path=word/header2.xml><?xml version="1.0" encoding="utf-8"?>
-<w:hdr xmlns:wpc="http://schemas.microsoft.com/office/word/2010/wordprocessingCanvas" xmlns:cx="http://schemas.microsoft.com/office/drawing/2014/chartex" xmlns:cx1="http://schemas.microsoft.com/office/drawing/2015/9/8/chartex" xmlns:cx2="http://schemas.microsoft.com/office/drawing/2015/10/21/chartex" xmlns:cx3="http://schemas.microsoft.com/office/drawing/2016/5/9/chartex" xmlns:cx4="http://schemas.microsoft.com/office/drawing/2016/5/10/chartex" xmlns:cx5="http://schemas.microsoft.com/office/drawing/2016/5/11/chartex" xmlns:cx6="http://schemas.microsoft.com/office/drawing/2016/5/12/chartex" xmlns:cx7="http://schemas.microsoft.com/office/drawing/2016/5/13/chartex" xmlns:cx8="http://schemas.microsoft.com/office/drawing/2016/5/14/chartex" xmlns:mc="http://schemas.openxmlformats.org/markup-compatibility/2006" xmlns:aink="http://schemas.microsoft.com/office/drawing/2016/ink" xmlns:am3d="http://schemas.microsoft.com/office/drawing/2017/model3d" xmlns:o="urn:schemas-microsoft-com:office:office" xmlns:oel="http://schemas.microsoft.com/office/2019/extlst" xmlns:r="http://schemas.openxmlformats.org/officeDocument/2006/relationships" xmlns:m="http://schemas.openxmlformats.org/officeDocument/2006/math" xmlns:v="urn:schemas-microsoft-com:vml" xmlns:wp14="http://schemas.microsoft.com/office/word/2010/wordprocessingDrawing" xmlns:wp="http://schemas.openxmlformats.org/drawingml/2006/wordprocessingDrawing" xmlns:w10="urn:schemas-microsoft-com:office:word" xmlns:w="http://schemas.openxmlformats.org/wordprocessingml/2006/main" xmlns:w14="http://schemas.microsoft.com/office/word/2010/wordml" xmlns:w15="http://schemas.microsoft.com/office/word/2012/wordml" xmlns:w16cex="http://schemas.microsoft.com/office/word/2018/wordml/cex" xmlns:w16cid="http://schemas.microsoft.com/office/word/2016/wordml/cid" xmlns:w16="http://schemas.microsoft.com/office/word/2018/wordml" xmlns:w16du="http://schemas.microsoft.com/office/word/2023/wordml/word16du" xmlns:w16sdtdh="http://schemas.microsoft.com/office/word/2020/wordml/sdtdatahash" xmlns:w16se="http://schemas.microsoft.com/office/word/2015/wordml/symex" xmlns:wpg="http://schemas.microsoft.com/office/word/2010/wordprocessingGroup" xmlns:wpi="http://schemas.microsoft.com/office/word/2010/wordprocessingInk" xmlns:wne="http://schemas.microsoft.com/office/word/2006/wordml" xmlns:wps="http://schemas.microsoft.com/office/word/2010/wordprocessingShape" mc:Ignorable="w14 w15 w16se w16cid w16 w16cex w16sdtdh w16du wp14">
+<w:hdr xmlns:wpc="http://schemas.microsoft.com/office/word/2010/wordprocessingCanvas" xmlns:cx="http://schemas.microsoft.com/office/drawing/2014/chartex" xmlns:cx1="http://schemas.microsoft.com/office/drawing/2015/9/8/chartex" xmlns:cx2="http://schemas.microsoft.com/office/drawing/2015/10/21/chartex" xmlns:cx3="http://schemas.microsoft.com/office/drawing/2016/5/9/chartex" xmlns:cx4="http://schemas.microsoft.com/office/drawing/2016/5/10/chartex" xmlns:cx5="http://schemas.microsoft.com/office/drawing/2016/5/11/chartex" xmlns:cx6="http://schemas.microsoft.com/office/drawing/2016/5/12/chartex" xmlns:cx7="http://schemas.microsoft.com/office/drawing/2016/5/13/chartex" xmlns:cx8="http://schemas.microsoft.com/office/drawing/2016/5/14/chartex" xmlns:mc="http://schemas.openxmlformats.org/markup-compatibility/2006" xmlns:aink="http://schemas.microsoft.com/office/drawing/2016/ink" xmlns:am3d="http://schemas.microsoft.com/office/drawing/2017/model3d" xmlns:o="urn:schemas-microsoft-com:office:office" xmlns:oel="http://schemas.microsoft.com/office/2019/extlst" xmlns:r="http://schemas.openxmlformats.org/officeDocument/2006/relationships" xmlns:m="http://schemas.openxmlformats.org/officeDocument/2006/math" xmlns:v="urn:schemas-microsoft-com:vml" xmlns:wp14="http://schemas.microsoft.com/office/word/2010/wordprocessingDrawing" xmlns:wp="http://schemas.openxmlformats.org/drawingml/2006/wordprocessingDrawing" xmlns:w10="urn:schemas-microsoft-com:office:word" xmlns:w="http://schemas.openxmlformats.org/wordprocessingml/2006/main" xmlns:w14="http://schemas.microsoft.com/office/word/2010/wordml" xmlns:w15="http://schemas.microsoft.com/office/word/2012/wordml" xmlns:w16cex="http://schemas.microsoft.com/office/word/2018/wordml/cex" xmlns:w16cid="http://schemas.microsoft.com/office/word/2016/wordml/cid" xmlns:w16="http://schemas.microsoft.com/office/word/2018/wordml" xmlns:w16du="http://schemas.microsoft.com/office/word/2023/wordml/word16du" xmlns:w16sdtdh="http://schemas.microsoft.com/office/word/2020/wordml/sdtdatahash" xmlns:w16sdtfl="http://schemas.microsoft.com/office/word/2024/wordml/sdtformatlock" xmlns:w16se="http://schemas.microsoft.com/office/word/2015/wordml/symex" xmlns:wpg="http://schemas.microsoft.com/office/word/2010/wordprocessingGroup" xmlns:wpi="http://schemas.microsoft.com/office/word/2010/wordprocessingInk" xmlns:wne="http://schemas.microsoft.com/office/word/2006/wordml" xmlns:wps="http://schemas.microsoft.com/office/word/2010/wordprocessingShape" mc:Ignorable="w14 w15 w16se w16cid w16 w16cex w16sdtdh w16sdtfl w16du wp14">
   <w:p>
     <w:pPr>
       <w:pStyle w:val="a3"/>
@@ -10822,7 +10815,7 @@
 </file>
 
 <file path=word/header3.xml><?xml version="1.0" encoding="utf-8"?>
-<w:hdr xmlns:wpc="http://schemas.microsoft.com/office/word/2010/wordprocessingCanvas" xmlns:cx="http://schemas.microsoft.com/office/drawing/2014/chartex" xmlns:cx1="http://schemas.microsoft.com/office/drawing/2015/9/8/chartex" xmlns:cx2="http://schemas.microsoft.com/office/drawing/2015/10/21/chartex" xmlns:cx3="http://schemas.microsoft.com/office/drawing/2016/5/9/chartex" xmlns:cx4="http://schemas.microsoft.com/office/drawing/2016/5/10/chartex" xmlns:cx5="http://schemas.microsoft.com/office/drawing/2016/5/11/chartex" xmlns:cx6="http://schemas.microsoft.com/office/drawing/2016/5/12/chartex" xmlns:cx7="http://schemas.microsoft.com/office/drawing/2016/5/13/chartex" xmlns:cx8="http://schemas.microsoft.com/office/drawing/2016/5/14/chartex" xmlns:mc="http://schemas.openxmlformats.org/markup-compatibility/2006" xmlns:aink="http://schemas.microsoft.com/office/drawing/2016/ink" xmlns:am3d="http://schemas.microsoft.com/office/drawing/2017/model3d" xmlns:o="urn:schemas-microsoft-com:office:office" xmlns:oel="http://schemas.microsoft.com/office/2019/extlst" xmlns:r="http://schemas.openxmlformats.org/officeDocument/2006/relationships" xmlns:m="http://schemas.openxmlformats.org/officeDocument/2006/math" xmlns:v="urn:schemas-microsoft-com:vml" xmlns:wp14="http://schemas.microsoft.com/office/word/2010/wordprocessingDrawing" xmlns:wp="http://schemas.openxmlformats.org/drawingml/2006/wordprocessingDrawing" xmlns:w10="urn:schemas-microsoft-com:office:word" xmlns:w="http://schemas.openxmlformats.org/wordprocessingml/2006/main" xmlns:w14="http://schemas.microsoft.com/office/word/2010/wordml" xmlns:w15="http://schemas.microsoft.com/office/word/2012/wordml" xmlns:w16cex="http://schemas.microsoft.com/office/word/2018/wordml/cex" xmlns:w16cid="http://schemas.microsoft.com/office/word/2016/wordml/cid" xmlns:w16="http://schemas.microsoft.com/office/word/2018/wordml" xmlns:w16du="http://schemas.microsoft.com/office/word/2023/wordml/word16du" xmlns:w16sdtdh="http://schemas.microsoft.com/office/word/2020/wordml/sdtdatahash" xmlns:w16se="http://schemas.microsoft.com/office/word/2015/wordml/symex" xmlns:wpg="http://schemas.microsoft.com/office/word/2010/wordprocessingGroup" xmlns:wpi="http://schemas.microsoft.com/office/word/2010/wordprocessingInk" xmlns:wne="http://schemas.microsoft.com/office/word/2006/wordml" xmlns:wps="http://schemas.microsoft.com/office/word/2010/wordprocessingShape" mc:Ignorable="w14 w15 w16se w16cid w16 w16cex w16sdtdh w16du wp14">
+<w:hdr xmlns:wpc="http://schemas.microsoft.com/office/word/2010/wordprocessingCanvas" xmlns:cx="http://schemas.microsoft.com/office/drawing/2014/chartex" xmlns:cx1="http://schemas.microsoft.com/office/drawing/2015/9/8/chartex" xmlns:cx2="http://schemas.microsoft.com/office/drawing/2015/10/21/chartex" xmlns:cx3="http://schemas.microsoft.com/office/drawing/2016/5/9/chartex" xmlns:cx4="http://schemas.microsoft.com/office/drawing/2016/5/10/chartex" xmlns:cx5="http://schemas.microsoft.com/office/drawing/2016/5/11/chartex" xmlns:cx6="http://schemas.microsoft.com/office/drawing/2016/5/12/chartex" xmlns:cx7="http://schemas.microsoft.com/office/drawing/2016/5/13/chartex" xmlns:cx8="http://schemas.microsoft.com/office/drawing/2016/5/14/chartex" xmlns:mc="http://schemas.openxmlformats.org/markup-compatibility/2006" xmlns:aink="http://schemas.microsoft.com/office/drawing/2016/ink" xmlns:am3d="http://schemas.microsoft.com/office/drawing/2017/model3d" xmlns:o="urn:schemas-microsoft-com:office:office" xmlns:oel="http://schemas.microsoft.com/office/2019/extlst" xmlns:r="http://schemas.openxmlformats.org/officeDocument/2006/relationships" xmlns:m="http://schemas.openxmlformats.org/officeDocument/2006/math" xmlns:v="urn:schemas-microsoft-com:vml" xmlns:wp14="http://schemas.microsoft.com/office/word/2010/wordprocessingDrawing" xmlns:wp="http://schemas.openxmlformats.org/drawingml/2006/wordprocessingDrawing" xmlns:w10="urn:schemas-microsoft-com:office:word" xmlns:w="http://schemas.openxmlformats.org/wordprocessingml/2006/main" xmlns:w14="http://schemas.microsoft.com/office/word/2010/wordml" xmlns:w15="http://schemas.microsoft.com/office/word/2012/wordml" xmlns:w16cex="http://schemas.microsoft.com/office/word/2018/wordml/cex" xmlns:w16cid="http://schemas.microsoft.com/office/word/2016/wordml/cid" xmlns:w16="http://schemas.microsoft.com/office/word/2018/wordml" xmlns:w16du="http://schemas.microsoft.com/office/word/2023/wordml/word16du" xmlns:w16sdtdh="http://schemas.microsoft.com/office/word/2020/wordml/sdtdatahash" xmlns:w16sdtfl="http://schemas.microsoft.com/office/word/2024/wordml/sdtformatlock" xmlns:w16se="http://schemas.microsoft.com/office/word/2015/wordml/symex" xmlns:wpg="http://schemas.microsoft.com/office/word/2010/wordprocessingGroup" xmlns:wpi="http://schemas.microsoft.com/office/word/2010/wordprocessingInk" xmlns:wne="http://schemas.microsoft.com/office/word/2006/wordml" xmlns:wps="http://schemas.microsoft.com/office/word/2010/wordprocessingShape" mc:Ignorable="w14 w15 w16se w16cid w16 w16cex w16sdtdh w16sdtfl w16du wp14">
   <w:p>
     <w:pPr>
       <w:pStyle w:val="a3"/>
@@ -10887,7 +10880,7 @@
 </file>
 
 <file path=word/header4.xml><?xml version="1.0" encoding="utf-8"?>
-<w:hdr xmlns:wpc="http://schemas.microsoft.com/office/word/2010/wordprocessingCanvas" xmlns:cx="http://schemas.microsoft.com/office/drawing/2014/chartex" xmlns:cx1="http://schemas.microsoft.com/office/drawing/2015/9/8/chartex" xmlns:cx2="http://schemas.microsoft.com/office/drawing/2015/10/21/chartex" xmlns:cx3="http://schemas.microsoft.com/office/drawing/2016/5/9/chartex" xmlns:cx4="http://schemas.microsoft.com/office/drawing/2016/5/10/chartex" xmlns:cx5="http://schemas.microsoft.com/office/drawing/2016/5/11/chartex" xmlns:cx6="http://schemas.microsoft.com/office/drawing/2016/5/12/chartex" xmlns:cx7="http://schemas.microsoft.com/office/drawing/2016/5/13/chartex" xmlns:cx8="http://schemas.microsoft.com/office/drawing/2016/5/14/chartex" xmlns:mc="http://schemas.openxmlformats.org/markup-compatibility/2006" xmlns:aink="http://schemas.microsoft.com/office/drawing/2016/ink" xmlns:am3d="http://schemas.microsoft.com/office/drawing/2017/model3d" xmlns:o="urn:schemas-microsoft-com:office:office" xmlns:oel="http://schemas.microsoft.com/office/2019/extlst" xmlns:r="http://schemas.openxmlformats.org/officeDocument/2006/relationships" xmlns:m="http://schemas.openxmlformats.org/officeDocument/2006/math" xmlns:v="urn:schemas-microsoft-com:vml" xmlns:wp14="http://schemas.microsoft.com/office/word/2010/wordprocessingDrawing" xmlns:wp="http://schemas.openxmlformats.org/drawingml/2006/wordprocessingDrawing" xmlns:w10="urn:schemas-microsoft-com:office:word" xmlns:w="http://schemas.openxmlformats.org/wordprocessingml/2006/main" xmlns:w14="http://schemas.microsoft.com/office/word/2010/wordml" xmlns:w15="http://schemas.microsoft.com/office/word/2012/wordml" xmlns:w16cex="http://schemas.microsoft.com/office/word/2018/wordml/cex" xmlns:w16cid="http://schemas.microsoft.com/office/word/2016/wordml/cid" xmlns:w16="http://schemas.microsoft.com/office/word/2018/wordml" xmlns:w16du="http://schemas.microsoft.com/office/word/2023/wordml/word16du" xmlns:w16sdtdh="http://schemas.microsoft.com/office/word/2020/wordml/sdtdatahash" xmlns:w16se="http://schemas.microsoft.com/office/word/2015/wordml/symex" xmlns:wpg="http://schemas.microsoft.com/office/word/2010/wordprocessingGroup" xmlns:wpi="http://schemas.microsoft.com/office/word/2010/wordprocessingInk" xmlns:wne="http://schemas.microsoft.com/office/word/2006/wordml" xmlns:wps="http://schemas.microsoft.com/office/word/2010/wordprocessingShape" mc:Ignorable="w14 w15 w16se w16cid w16 w16cex w16sdtdh w16du wp14">
+<w:hdr xmlns:wpc="http://schemas.microsoft.com/office/word/2010/wordprocessingCanvas" xmlns:cx="http://schemas.microsoft.com/office/drawing/2014/chartex" xmlns:cx1="http://schemas.microsoft.com/office/drawing/2015/9/8/chartex" xmlns:cx2="http://schemas.microsoft.com/office/drawing/2015/10/21/chartex" xmlns:cx3="http://schemas.microsoft.com/office/drawing/2016/5/9/chartex" xmlns:cx4="http://schemas.microsoft.com/office/drawing/2016/5/10/chartex" xmlns:cx5="http://schemas.microsoft.com/office/drawing/2016/5/11/chartex" xmlns:cx6="http://schemas.microsoft.com/office/drawing/2016/5/12/chartex" xmlns:cx7="http://schemas.microsoft.com/office/drawing/2016/5/13/chartex" xmlns:cx8="http://schemas.microsoft.com/office/drawing/2016/5/14/chartex" xmlns:mc="http://schemas.openxmlformats.org/markup-compatibility/2006" xmlns:aink="http://schemas.microsoft.com/office/drawing/2016/ink" xmlns:am3d="http://schemas.microsoft.com/office/drawing/2017/model3d" xmlns:o="urn:schemas-microsoft-com:office:office" xmlns:oel="http://schemas.microsoft.com/office/2019/extlst" xmlns:r="http://schemas.openxmlformats.org/officeDocument/2006/relationships" xmlns:m="http://schemas.openxmlformats.org/officeDocument/2006/math" xmlns:v="urn:schemas-microsoft-com:vml" xmlns:wp14="http://schemas.microsoft.com/office/word/2010/wordprocessingDrawing" xmlns:wp="http://schemas.openxmlformats.org/drawingml/2006/wordprocessingDrawing" xmlns:w10="urn:schemas-microsoft-com:office:word" xmlns:w="http://schemas.openxmlformats.org/wordprocessingml/2006/main" xmlns:w14="http://schemas.microsoft.com/office/word/2010/wordml" xmlns:w15="http://schemas.microsoft.com/office/word/2012/wordml" xmlns:w16cex="http://schemas.microsoft.com/office/word/2018/wordml/cex" xmlns:w16cid="http://schemas.microsoft.com/office/word/2016/wordml/cid" xmlns:w16="http://schemas.microsoft.com/office/word/2018/wordml" xmlns:w16du="http://schemas.microsoft.com/office/word/2023/wordml/word16du" xmlns:w16sdtdh="http://schemas.microsoft.com/office/word/2020/wordml/sdtdatahash" xmlns:w16sdtfl="http://schemas.microsoft.com/office/word/2024/wordml/sdtformatlock" xmlns:w16se="http://schemas.microsoft.com/office/word/2015/wordml/symex" xmlns:wpg="http://schemas.microsoft.com/office/word/2010/wordprocessingGroup" xmlns:wpi="http://schemas.microsoft.com/office/word/2010/wordprocessingInk" xmlns:wne="http://schemas.microsoft.com/office/word/2006/wordml" xmlns:wps="http://schemas.microsoft.com/office/word/2010/wordprocessingShape" mc:Ignorable="w14 w15 w16se w16cid w16 w16cex w16sdtdh w16sdtfl w16du wp14">
   <w:p>
     <w:pPr>
       <w:pStyle w:val="a3"/>
@@ -10952,7 +10945,7 @@
 </file>
 
 <file path=word/numbering.xml><?xml version="1.0" encoding="utf-8"?>
-<w:numbering xmlns:wpc="http://schemas.microsoft.com/office/word/2010/wordprocessingCanvas" xmlns:cx="http://schemas.microsoft.com/office/drawing/2014/chartex" xmlns:cx1="http://schemas.microsoft.com/office/drawing/2015/9/8/chartex" xmlns:cx2="http://schemas.microsoft.com/office/drawing/2015/10/21/chartex" xmlns:cx3="http://schemas.microsoft.com/office/drawing/2016/5/9/chartex" xmlns:cx4="http://schemas.microsoft.com/office/drawing/2016/5/10/chartex" xmlns:cx5="http://schemas.microsoft.com/office/drawing/2016/5/11/chartex" xmlns:cx6="http://schemas.microsoft.com/office/drawing/2016/5/12/chartex" xmlns:cx7="http://schemas.microsoft.com/office/drawing/2016/5/13/chartex" xmlns:cx8="http://schemas.microsoft.com/office/drawing/2016/5/14/chartex" xmlns:mc="http://schemas.openxmlformats.org/markup-compatibility/2006" xmlns:aink="http://schemas.microsoft.com/office/drawing/2016/ink" xmlns:am3d="http://schemas.microsoft.com/office/drawing/2017/model3d" xmlns:o="urn:schemas-microsoft-com:office:office" xmlns:oel="http://schemas.microsoft.com/office/2019/extlst" xmlns:r="http://schemas.openxmlformats.org/officeDocument/2006/relationships" xmlns:m="http://schemas.openxmlformats.org/officeDocument/2006/math" xmlns:v="urn:schemas-microsoft-com:vml" xmlns:wp14="http://schemas.microsoft.com/office/word/2010/wordprocessingDrawing" xmlns:wp="http://schemas.openxmlformats.org/drawingml/2006/wordprocessingDrawing" xmlns:w10="urn:schemas-microsoft-com:office:word" xmlns:w="http://schemas.openxmlformats.org/wordprocessingml/2006/main" xmlns:w14="http://schemas.microsoft.com/office/word/2010/wordml" xmlns:w15="http://schemas.microsoft.com/office/word/2012/wordml" xmlns:w16cex="http://schemas.microsoft.com/office/word/2018/wordml/cex" xmlns:w16cid="http://schemas.microsoft.com/office/word/2016/wordml/cid" xmlns:w16="http://schemas.microsoft.com/office/word/2018/wordml" xmlns:w16du="http://schemas.microsoft.com/office/word/2023/wordml/word16du" xmlns:w16sdtdh="http://schemas.microsoft.com/office/word/2020/wordml/sdtdatahash" xmlns:w16se="http://schemas.microsoft.com/office/word/2015/wordml/symex" xmlns:wpg="http://schemas.microsoft.com/office/word/2010/wordprocessingGroup" xmlns:wpi="http://schemas.microsoft.com/office/word/2010/wordprocessingInk" xmlns:wne="http://schemas.microsoft.com/office/word/2006/wordml" xmlns:wps="http://schemas.microsoft.com/office/word/2010/wordprocessingShape" mc:Ignorable="w14 w15 w16se w16cid w16 w16cex w16sdtdh w16du wp14">
+<w:numbering xmlns:wpc="http://schemas.microsoft.com/office/word/2010/wordprocessingCanvas" xmlns:cx="http://schemas.microsoft.com/office/drawing/2014/chartex" xmlns:cx1="http://schemas.microsoft.com/office/drawing/2015/9/8/chartex" xmlns:cx2="http://schemas.microsoft.com/office/drawing/2015/10/21/chartex" xmlns:cx3="http://schemas.microsoft.com/office/drawing/2016/5/9/chartex" xmlns:cx4="http://schemas.microsoft.com/office/drawing/2016/5/10/chartex" xmlns:cx5="http://schemas.microsoft.com/office/drawing/2016/5/11/chartex" xmlns:cx6="http://schemas.microsoft.com/office/drawing/2016/5/12/chartex" xmlns:cx7="http://schemas.microsoft.com/office/drawing/2016/5/13/chartex" xmlns:cx8="http://schemas.microsoft.com/office/drawing/2016/5/14/chartex" xmlns:mc="http://schemas.openxmlformats.org/markup-compatibility/2006" xmlns:aink="http://schemas.microsoft.com/office/drawing/2016/ink" xmlns:am3d="http://schemas.microsoft.com/office/drawing/2017/model3d" xmlns:o="urn:schemas-microsoft-com:office:office" xmlns:oel="http://schemas.microsoft.com/office/2019/extlst" xmlns:r="http://schemas.openxmlformats.org/officeDocument/2006/relationships" xmlns:m="http://schemas.openxmlformats.org/officeDocument/2006/math" xmlns:v="urn:schemas-microsoft-com:vml" xmlns:wp14="http://schemas.microsoft.com/office/word/2010/wordprocessingDrawing" xmlns:wp="http://schemas.openxmlformats.org/drawingml/2006/wordprocessingDrawing" xmlns:w10="urn:schemas-microsoft-com:office:word" xmlns:w="http://schemas.openxmlformats.org/wordprocessingml/2006/main" xmlns:w14="http://schemas.microsoft.com/office/word/2010/wordml" xmlns:w15="http://schemas.microsoft.com/office/word/2012/wordml" xmlns:w16cex="http://schemas.microsoft.com/office/word/2018/wordml/cex" xmlns:w16cid="http://schemas.microsoft.com/office/word/2016/wordml/cid" xmlns:w16="http://schemas.microsoft.com/office/word/2018/wordml" xmlns:w16du="http://schemas.microsoft.com/office/word/2023/wordml/word16du" xmlns:w16sdtdh="http://schemas.microsoft.com/office/word/2020/wordml/sdtdatahash" xmlns:w16sdtfl="http://schemas.microsoft.com/office/word/2024/wordml/sdtformatlock" xmlns:w16se="http://schemas.microsoft.com/office/word/2015/wordml/symex" xmlns:wpg="http://schemas.microsoft.com/office/word/2010/wordprocessingGroup" xmlns:wpi="http://schemas.microsoft.com/office/word/2010/wordprocessingInk" xmlns:wne="http://schemas.microsoft.com/office/word/2006/wordml" xmlns:wps="http://schemas.microsoft.com/office/word/2010/wordprocessingShape" mc:Ignorable="w14 w15 w16se w16cid w16 w16cex w16sdtdh w16sdtfl w16du wp14">
   <w:abstractNum w:abstractNumId="0" w15:restartNumberingAfterBreak="0">
     <w:nsid w:val="00AA3103"/>
     <w:multiLevelType w:val="multilevel"/>
@@ -11145,7 +11138,7 @@
 </file>
 
 <file path=word/styles.xml><?xml version="1.0" encoding="utf-8"?>
-<w:styles xmlns:mc="http://schemas.openxmlformats.org/markup-compatibility/2006" xmlns:r="http://schemas.openxmlformats.org/officeDocument/2006/relationships" xmlns:w="http://schemas.openxmlformats.org/wordprocessingml/2006/main" xmlns:w14="http://schemas.microsoft.com/office/word/2010/wordml" xmlns:w15="http://schemas.microsoft.com/office/word/2012/wordml" xmlns:w16cex="http://schemas.microsoft.com/office/word/2018/wordml/cex" xmlns:w16cid="http://schemas.microsoft.com/office/word/2016/wordml/cid" xmlns:w16="http://schemas.microsoft.com/office/word/2018/wordml" xmlns:w16du="http://schemas.microsoft.com/office/word/2023/wordml/word16du" xmlns:w16sdtdh="http://schemas.microsoft.com/office/word/2020/wordml/sdtdatahash" xmlns:w16se="http://schemas.microsoft.com/office/word/2015/wordml/symex" mc:Ignorable="w14 w15 w16se w16cid w16 w16cex w16sdtdh w16du">
+<w:styles xmlns:mc="http://schemas.openxmlformats.org/markup-compatibility/2006" xmlns:r="http://schemas.openxmlformats.org/officeDocument/2006/relationships" xmlns:w="http://schemas.openxmlformats.org/wordprocessingml/2006/main" xmlns:w14="http://schemas.microsoft.com/office/word/2010/wordml" xmlns:w15="http://schemas.microsoft.com/office/word/2012/wordml" xmlns:w16cex="http://schemas.microsoft.com/office/word/2018/wordml/cex" xmlns:w16cid="http://schemas.microsoft.com/office/word/2016/wordml/cid" xmlns:w16="http://schemas.microsoft.com/office/word/2018/wordml" xmlns:w16du="http://schemas.microsoft.com/office/word/2023/wordml/word16du" xmlns:w16sdtdh="http://schemas.microsoft.com/office/word/2020/wordml/sdtdatahash" xmlns:w16sdtfl="http://schemas.microsoft.com/office/word/2024/wordml/sdtformatlock" xmlns:w16se="http://schemas.microsoft.com/office/word/2015/wordml/symex" mc:Ignorable="w14 w15 w16se w16cid w16 w16cex w16sdtdh w16sdtfl w16du">
   <w:docDefaults>
     <w:rPrDefault>
       <w:rPr>
